--- a/deliverables/Egypt/Egypt_Summary_DRAFT.docx
+++ b/deliverables/Egypt/Egypt_Summary_DRAFT.docx
@@ -4,6 +4,7 @@
   <w:body>
     <w:p>
       <w:pPr>
+        <w:widowControl/>
         <w:spacing w:before="1200"/>
       </w:pPr>
       <w:r>
@@ -24,6 +25,10 @@
       </w:r>
     </w:p>
     <w:p>
+      <w:pPr>
+        <w:keepNext/>
+        <w:widowControl/>
+      </w:pPr>
       <w:r>
         <w:drawing>
           <wp:inline xmlns:a="http://schemas.openxmlformats.org/drawingml/2006/main" xmlns:pic="http://schemas.openxmlformats.org/drawingml/2006/picture">
@@ -61,6 +66,7 @@
     </w:p>
     <w:p>
       <w:pPr>
+        <w:widowControl/>
         <w:spacing w:after="80"/>
         <w:jc w:val="right"/>
       </w:pPr>
@@ -74,6 +80,7 @@
     </w:p>
     <w:p>
       <w:pPr>
+        <w:widowControl/>
         <w:spacing w:before="360"/>
       </w:pPr>
       <w:r>
@@ -86,6 +93,9 @@
       </w:r>
     </w:p>
     <w:p>
+      <w:pPr>
+        <w:widowControl/>
+      </w:pPr>
       <w:r>
         <w:br w:type="page"/>
       </w:r>
@@ -93,7 +103,9 @@
     <w:p>
       <w:pPr>
         <w:pStyle w:val="Heading1"/>
-        <w:spacing w:before="0" w:after="80"/>
+        <w:keepNext/>
+        <w:widowControl/>
+        <w:spacing w:before="280" w:after="80"/>
       </w:pPr>
       <w:r>
         <w:t>At a Glance</w:t>
@@ -102,6 +114,8 @@
     <w:p>
       <w:pPr>
         <w:spacing w:before="0" w:after="80"/>
+        <w:keepNext/>
+        <w:widowControl/>
         <w:pBdr>
           <w:bottom w:val="single" w:sz="12" w:space="1" w:color="D91F2C"/>
         </w:pBdr>
@@ -128,6 +142,9 @@
         <w:gridCol w:w="2436"/>
       </w:tblGrid>
       <w:tr>
+        <w:trPr>
+          <w:cantSplit/>
+        </w:trPr>
         <w:tc>
           <w:tcPr>
             <w:tcW w:type="dxa" w:w="2436"/>
@@ -135,6 +152,7 @@
           </w:tcPr>
           <w:p>
             <w:pPr>
+              <w:keepNext/>
               <w:spacing w:before="120" w:after="0"/>
             </w:pPr>
             <w:r>
@@ -148,6 +166,7 @@
           </w:p>
           <w:p>
             <w:pPr>
+              <w:keepNext/>
               <w:spacing w:after="120"/>
             </w:pPr>
             <w:r>
@@ -175,6 +194,7 @@
           </w:tcPr>
           <w:p>
             <w:pPr>
+              <w:keepNext/>
               <w:spacing w:before="120" w:after="0"/>
             </w:pPr>
             <w:r>
@@ -188,6 +208,7 @@
           </w:p>
           <w:p>
             <w:pPr>
+              <w:keepNext/>
               <w:spacing w:after="120"/>
             </w:pPr>
             <w:r>
@@ -215,6 +236,7 @@
           </w:tcPr>
           <w:p>
             <w:pPr>
+              <w:keepNext/>
               <w:spacing w:before="120" w:after="0"/>
             </w:pPr>
             <w:r>
@@ -228,6 +250,7 @@
           </w:p>
           <w:p>
             <w:pPr>
+              <w:keepNext/>
               <w:spacing w:after="120"/>
             </w:pPr>
             <w:r>
@@ -255,6 +278,7 @@
           </w:tcPr>
           <w:p>
             <w:pPr>
+              <w:keepNext/>
               <w:spacing w:before="120" w:after="0"/>
             </w:pPr>
             <w:r>
@@ -268,6 +292,7 @@
           </w:p>
           <w:p>
             <w:pPr>
+              <w:keepNext/>
               <w:spacing w:after="120"/>
             </w:pPr>
             <w:r>
@@ -290,6 +315,9 @@
         </w:tc>
       </w:tr>
       <w:tr>
+        <w:trPr>
+          <w:cantSplit/>
+        </w:trPr>
         <w:tc>
           <w:tcPr>
             <w:tcW w:type="dxa" w:w="2436"/>
@@ -454,6 +482,8 @@
     </w:tbl>
     <w:p>
       <w:pPr>
+        <w:keepNext/>
+        <w:widowControl/>
         <w:spacing w:before="160" w:after="60"/>
       </w:pPr>
       <w:r>
@@ -466,6 +496,9 @@
       </w:r>
     </w:p>
     <w:p>
+      <w:pPr>
+        <w:widowControl/>
+      </w:pPr>
       <w:r>
         <w:rPr>
           <w:sz w:val="21"/>
@@ -610,6 +643,8 @@
     </w:p>
     <w:p>
       <w:pPr>
+        <w:keepNext/>
+        <w:widowControl/>
         <w:spacing w:before="160" w:after="60"/>
       </w:pPr>
       <w:r>
@@ -624,6 +659,7 @@
     <w:p>
       <w:pPr>
         <w:pStyle w:val="ListBullet"/>
+        <w:widowControl/>
         <w:spacing w:after="60"/>
       </w:pPr>
       <w:r>
@@ -645,6 +681,7 @@
     <w:p>
       <w:pPr>
         <w:pStyle w:val="ListBullet"/>
+        <w:widowControl/>
         <w:spacing w:after="60"/>
       </w:pPr>
       <w:r>
@@ -675,6 +712,7 @@
     <w:p>
       <w:pPr>
         <w:pStyle w:val="ListBullet"/>
+        <w:widowControl/>
         <w:spacing w:after="60"/>
       </w:pPr>
       <w:r>
@@ -696,6 +734,7 @@
     <w:p>
       <w:pPr>
         <w:pStyle w:val="ListBullet"/>
+        <w:widowControl/>
         <w:spacing w:after="60"/>
       </w:pPr>
       <w:r>
@@ -715,14 +754,11 @@
       </w:hyperlink>
     </w:p>
     <w:p>
-      <w:r>
-        <w:br w:type="page"/>
-      </w:r>
-    </w:p>
-    <w:p>
       <w:pPr>
         <w:pStyle w:val="Heading1"/>
-        <w:spacing w:before="0" w:after="80"/>
+        <w:keepNext/>
+        <w:widowControl/>
+        <w:spacing w:before="280" w:after="80"/>
       </w:pPr>
       <w:r>
         <w:t>Health System</w:t>
@@ -731,6 +767,8 @@
     <w:p>
       <w:pPr>
         <w:spacing w:before="0" w:after="80"/>
+        <w:keepNext/>
+        <w:widowControl/>
         <w:pBdr>
           <w:bottom w:val="single" w:sz="12" w:space="1" w:color="D91F2C"/>
         </w:pBdr>
@@ -739,6 +777,7 @@
     <w:p>
       <w:pPr>
         <w:pStyle w:val="ListBullet"/>
+        <w:widowControl/>
         <w:spacing w:after="60"/>
       </w:pPr>
       <w:r>
@@ -760,6 +799,7 @@
     <w:p>
       <w:pPr>
         <w:pStyle w:val="ListBullet"/>
+        <w:widowControl/>
         <w:spacing w:after="60"/>
       </w:pPr>
       <w:r>
@@ -799,6 +839,7 @@
     <w:p>
       <w:pPr>
         <w:pStyle w:val="ListBullet"/>
+        <w:widowControl/>
         <w:spacing w:after="60"/>
       </w:pPr>
       <w:r>
@@ -828,6 +869,8 @@
     </w:p>
     <w:p>
       <w:pPr>
+        <w:keepNext/>
+        <w:widowControl/>
         <w:spacing w:before="160" w:after="40"/>
       </w:pPr>
       <w:r>
@@ -839,6 +882,10 @@
       </w:r>
     </w:p>
     <w:p>
+      <w:pPr>
+        <w:keepNext/>
+        <w:widowControl/>
+      </w:pPr>
       <w:r>
         <w:drawing>
           <wp:inline xmlns:a="http://schemas.openxmlformats.org/drawingml/2006/main" xmlns:pic="http://schemas.openxmlformats.org/drawingml/2006/picture">
@@ -876,6 +923,7 @@
     </w:p>
     <w:p>
       <w:pPr>
+        <w:widowControl/>
         <w:spacing w:after="160"/>
       </w:pPr>
       <w:r>
@@ -906,6 +954,8 @@
     </w:p>
     <w:p>
       <w:pPr>
+        <w:keepNext/>
+        <w:widowControl/>
         <w:spacing w:before="160" w:after="40"/>
       </w:pPr>
       <w:r>
@@ -917,6 +967,10 @@
       </w:r>
     </w:p>
     <w:p>
+      <w:pPr>
+        <w:keepNext/>
+        <w:widowControl/>
+      </w:pPr>
       <w:r>
         <w:drawing>
           <wp:inline xmlns:a="http://schemas.openxmlformats.org/drawingml/2006/main" xmlns:pic="http://schemas.openxmlformats.org/drawingml/2006/picture">
@@ -954,6 +1008,7 @@
     </w:p>
     <w:p>
       <w:pPr>
+        <w:widowControl/>
         <w:spacing w:after="160"/>
       </w:pPr>
       <w:r>
@@ -974,14 +1029,11 @@
       </w:hyperlink>
     </w:p>
     <w:p>
-      <w:r>
-        <w:br w:type="page"/>
-      </w:r>
-    </w:p>
-    <w:p>
       <w:pPr>
         <w:pStyle w:val="Heading1"/>
-        <w:spacing w:before="0" w:after="80"/>
+        <w:keepNext/>
+        <w:widowControl/>
+        <w:spacing w:before="280" w:after="80"/>
       </w:pPr>
       <w:r>
         <w:t>Market and Competition</w:t>
@@ -990,6 +1042,8 @@
     <w:p>
       <w:pPr>
         <w:spacing w:before="0" w:after="80"/>
+        <w:keepNext/>
+        <w:widowControl/>
         <w:pBdr>
           <w:bottom w:val="single" w:sz="12" w:space="1" w:color="D91F2C"/>
         </w:pBdr>
@@ -998,6 +1052,7 @@
     <w:p>
       <w:pPr>
         <w:pStyle w:val="ListBullet"/>
+        <w:widowControl/>
         <w:spacing w:after="60"/>
       </w:pPr>
       <w:r>
@@ -1019,6 +1074,7 @@
     <w:p>
       <w:pPr>
         <w:pStyle w:val="ListBullet"/>
+        <w:widowControl/>
         <w:spacing w:after="60"/>
       </w:pPr>
       <w:r>
@@ -1058,6 +1114,7 @@
     <w:p>
       <w:pPr>
         <w:pStyle w:val="ListBullet"/>
+        <w:widowControl/>
         <w:spacing w:after="60"/>
       </w:pPr>
       <w:r>
@@ -1078,6 +1135,8 @@
     </w:p>
     <w:p>
       <w:pPr>
+        <w:keepNext/>
+        <w:widowControl/>
         <w:spacing w:before="160" w:after="40"/>
       </w:pPr>
       <w:r>
@@ -1089,6 +1148,10 @@
       </w:r>
     </w:p>
     <w:p>
+      <w:pPr>
+        <w:keepNext/>
+        <w:widowControl/>
+      </w:pPr>
       <w:r>
         <w:drawing>
           <wp:inline xmlns:a="http://schemas.openxmlformats.org/drawingml/2006/main" xmlns:pic="http://schemas.openxmlformats.org/drawingml/2006/picture">
@@ -1126,6 +1189,7 @@
     </w:p>
     <w:p>
       <w:pPr>
+        <w:widowControl/>
         <w:spacing w:after="160"/>
       </w:pPr>
       <w:r>
@@ -1147,6 +1211,8 @@
     </w:p>
     <w:p>
       <w:pPr>
+        <w:keepNext/>
+        <w:widowControl/>
         <w:spacing w:before="160" w:after="60"/>
       </w:pPr>
       <w:r>
@@ -1159,6 +1225,9 @@
       </w:r>
     </w:p>
     <w:p>
+      <w:pPr>
+        <w:widowControl/>
+      </w:pPr>
       <w:r>
         <w:rPr>
           <w:sz w:val="20"/>
@@ -1168,6 +1237,8 @@
     </w:p>
     <w:p>
       <w:pPr>
+        <w:keepNext/>
+        <w:widowControl/>
         <w:jc w:val="center"/>
       </w:pPr>
       <w:r>
@@ -1206,6 +1277,9 @@
       </w:r>
     </w:p>
     <w:p>
+      <w:pPr>
+        <w:widowControl/>
+      </w:pPr>
       <w:r>
         <w:rPr>
           <w:i/>
@@ -1233,12 +1307,19 @@
         <w:gridCol w:w="4873"/>
       </w:tblGrid>
       <w:tr>
+        <w:trPr>
+          <w:cantSplit/>
+          <w:tblHeader/>
+        </w:trPr>
         <w:tc>
           <w:tcPr>
             <w:tcW w:type="dxa" w:w="3685"/>
             <w:shd w:val="clear" w:color="auto" w:fill="D91F2C"/>
           </w:tcPr>
           <w:p>
+            <w:pPr>
+              <w:keepNext/>
+            </w:pPr>
             <w:r>
               <w:rPr>
                 <w:b/>
@@ -1255,6 +1336,9 @@
             <w:shd w:val="clear" w:color="auto" w:fill="D91F2C"/>
           </w:tcPr>
           <w:p>
+            <w:pPr>
+              <w:keepNext/>
+            </w:pPr>
             <w:r>
               <w:rPr>
                 <w:b/>
@@ -1267,11 +1351,17 @@
         </w:tc>
       </w:tr>
       <w:tr>
+        <w:trPr>
+          <w:cantSplit/>
+        </w:trPr>
         <w:tc>
           <w:tcPr>
             <w:tcW w:type="dxa" w:w="3685"/>
           </w:tcPr>
           <w:p>
+            <w:pPr>
+              <w:keepNext/>
+            </w:pPr>
             <w:r>
               <w:rPr>
                 <w:b/>
@@ -1286,6 +1376,9 @@
             <w:tcW w:type="dxa" w:w="5953"/>
           </w:tcPr>
           <w:p>
+            <w:pPr>
+              <w:keepNext/>
+            </w:pPr>
             <w:r>
               <w:rPr>
                 <w:sz w:val="18"/>
@@ -1296,11 +1389,17 @@
         </w:tc>
       </w:tr>
       <w:tr>
+        <w:trPr>
+          <w:cantSplit/>
+        </w:trPr>
         <w:tc>
           <w:tcPr>
             <w:tcW w:type="dxa" w:w="3685"/>
           </w:tcPr>
           <w:p>
+            <w:pPr>
+              <w:keepNext/>
+            </w:pPr>
             <w:r>
               <w:rPr>
                 <w:b/>
@@ -1315,6 +1414,9 @@
             <w:tcW w:type="dxa" w:w="5953"/>
           </w:tcPr>
           <w:p>
+            <w:pPr>
+              <w:keepNext/>
+            </w:pPr>
             <w:r>
               <w:rPr>
                 <w:sz w:val="18"/>
@@ -1325,11 +1427,17 @@
         </w:tc>
       </w:tr>
       <w:tr>
+        <w:trPr>
+          <w:cantSplit/>
+        </w:trPr>
         <w:tc>
           <w:tcPr>
             <w:tcW w:type="dxa" w:w="3685"/>
           </w:tcPr>
           <w:p>
+            <w:pPr>
+              <w:keepNext/>
+            </w:pPr>
             <w:r>
               <w:rPr>
                 <w:b/>
@@ -1344,6 +1452,9 @@
             <w:tcW w:type="dxa" w:w="5953"/>
           </w:tcPr>
           <w:p>
+            <w:pPr>
+              <w:keepNext/>
+            </w:pPr>
             <w:r>
               <w:rPr>
                 <w:sz w:val="18"/>
@@ -1354,11 +1465,17 @@
         </w:tc>
       </w:tr>
       <w:tr>
+        <w:trPr>
+          <w:cantSplit/>
+        </w:trPr>
         <w:tc>
           <w:tcPr>
             <w:tcW w:type="dxa" w:w="3685"/>
           </w:tcPr>
           <w:p>
+            <w:pPr>
+              <w:keepNext/>
+            </w:pPr>
             <w:r>
               <w:rPr>
                 <w:b/>
@@ -1373,6 +1490,9 @@
             <w:tcW w:type="dxa" w:w="5953"/>
           </w:tcPr>
           <w:p>
+            <w:pPr>
+              <w:keepNext/>
+            </w:pPr>
             <w:r>
               <w:rPr>
                 <w:sz w:val="18"/>
@@ -1383,11 +1503,17 @@
         </w:tc>
       </w:tr>
       <w:tr>
+        <w:trPr>
+          <w:cantSplit/>
+        </w:trPr>
         <w:tc>
           <w:tcPr>
             <w:tcW w:type="dxa" w:w="3685"/>
           </w:tcPr>
           <w:p>
+            <w:pPr>
+              <w:keepNext/>
+            </w:pPr>
             <w:r>
               <w:rPr>
                 <w:b/>
@@ -1402,6 +1528,9 @@
             <w:tcW w:type="dxa" w:w="5953"/>
           </w:tcPr>
           <w:p>
+            <w:pPr>
+              <w:keepNext/>
+            </w:pPr>
             <w:r>
               <w:rPr>
                 <w:sz w:val="18"/>
@@ -1412,11 +1541,17 @@
         </w:tc>
       </w:tr>
       <w:tr>
+        <w:trPr>
+          <w:cantSplit/>
+        </w:trPr>
         <w:tc>
           <w:tcPr>
             <w:tcW w:type="dxa" w:w="3685"/>
           </w:tcPr>
           <w:p>
+            <w:pPr>
+              <w:keepNext/>
+            </w:pPr>
             <w:r>
               <w:rPr>
                 <w:b/>
@@ -1431,6 +1566,9 @@
             <w:tcW w:type="dxa" w:w="5953"/>
           </w:tcPr>
           <w:p>
+            <w:pPr>
+              <w:keepNext/>
+            </w:pPr>
             <w:r>
               <w:rPr>
                 <w:sz w:val="18"/>
@@ -1441,11 +1579,17 @@
         </w:tc>
       </w:tr>
       <w:tr>
+        <w:trPr>
+          <w:cantSplit/>
+        </w:trPr>
         <w:tc>
           <w:tcPr>
             <w:tcW w:type="dxa" w:w="3685"/>
           </w:tcPr>
           <w:p>
+            <w:pPr>
+              <w:keepNext/>
+            </w:pPr>
             <w:r>
               <w:rPr>
                 <w:b/>
@@ -1460,6 +1604,9 @@
             <w:tcW w:type="dxa" w:w="5953"/>
           </w:tcPr>
           <w:p>
+            <w:pPr>
+              <w:keepNext/>
+            </w:pPr>
             <w:r>
               <w:rPr>
                 <w:sz w:val="18"/>
@@ -1470,11 +1617,17 @@
         </w:tc>
       </w:tr>
       <w:tr>
+        <w:trPr>
+          <w:cantSplit/>
+        </w:trPr>
         <w:tc>
           <w:tcPr>
             <w:tcW w:type="dxa" w:w="3685"/>
           </w:tcPr>
           <w:p>
+            <w:pPr>
+              <w:keepNext/>
+            </w:pPr>
             <w:r>
               <w:rPr>
                 <w:b/>
@@ -1489,6 +1642,9 @@
             <w:tcW w:type="dxa" w:w="5953"/>
           </w:tcPr>
           <w:p>
+            <w:pPr>
+              <w:keepNext/>
+            </w:pPr>
             <w:r>
               <w:rPr>
                 <w:sz w:val="18"/>
@@ -1499,11 +1655,17 @@
         </w:tc>
       </w:tr>
       <w:tr>
+        <w:trPr>
+          <w:cantSplit/>
+        </w:trPr>
         <w:tc>
           <w:tcPr>
             <w:tcW w:type="dxa" w:w="3685"/>
           </w:tcPr>
           <w:p>
+            <w:pPr>
+              <w:keepNext/>
+            </w:pPr>
             <w:r>
               <w:rPr>
                 <w:b/>
@@ -1518,6 +1680,9 @@
             <w:tcW w:type="dxa" w:w="5953"/>
           </w:tcPr>
           <w:p>
+            <w:pPr>
+              <w:keepNext/>
+            </w:pPr>
             <w:r>
               <w:rPr>
                 <w:sz w:val="18"/>
@@ -1528,6 +1693,9 @@
         </w:tc>
       </w:tr>
       <w:tr>
+        <w:trPr>
+          <w:cantSplit/>
+        </w:trPr>
         <w:tc>
           <w:tcPr>
             <w:tcW w:type="dxa" w:w="3685"/>
@@ -1558,14 +1726,11 @@
       </w:tr>
     </w:tbl>
     <w:p>
-      <w:r>
-        <w:br w:type="page"/>
-      </w:r>
-    </w:p>
-    <w:p>
       <w:pPr>
         <w:pStyle w:val="Heading1"/>
-        <w:spacing w:before="0" w:after="80"/>
+        <w:keepNext/>
+        <w:widowControl/>
+        <w:spacing w:before="280" w:after="80"/>
       </w:pPr>
       <w:r>
         <w:t>CSI Position, Risks and Recent News</w:t>
@@ -1574,6 +1739,8 @@
     <w:p>
       <w:pPr>
         <w:spacing w:before="0" w:after="80"/>
+        <w:keepNext/>
+        <w:widowControl/>
         <w:pBdr>
           <w:bottom w:val="single" w:sz="12" w:space="1" w:color="D91F2C"/>
         </w:pBdr>
@@ -1581,6 +1748,8 @@
     </w:p>
     <w:p>
       <w:pPr>
+        <w:keepNext/>
+        <w:widowControl/>
         <w:spacing w:before="160" w:after="60"/>
       </w:pPr>
       <w:r>
@@ -1593,6 +1762,10 @@
       </w:r>
     </w:p>
     <w:p>
+      <w:pPr>
+        <w:keepNext/>
+        <w:widowControl/>
+      </w:pPr>
       <w:r>
         <w:rPr>
           <w:b/>
@@ -1604,6 +1777,9 @@
       </w:r>
     </w:p>
     <w:p>
+      <w:pPr>
+        <w:widowControl/>
+      </w:pPr>
       <w:r>
         <w:rPr>
           <w:i/>
@@ -1615,6 +1791,8 @@
     </w:p>
     <w:p>
       <w:pPr>
+        <w:keepNext/>
+        <w:widowControl/>
         <w:spacing w:before="160" w:after="60"/>
       </w:pPr>
       <w:r>
@@ -1627,6 +1805,10 @@
       </w:r>
     </w:p>
     <w:p>
+      <w:pPr>
+        <w:keepNext/>
+        <w:widowControl/>
+      </w:pPr>
       <w:r>
         <w:rPr>
           <w:b/>
@@ -1638,6 +1820,9 @@
       </w:r>
     </w:p>
     <w:p>
+      <w:pPr>
+        <w:widowControl/>
+      </w:pPr>
       <w:r>
         <w:rPr>
           <w:i/>
@@ -1649,6 +1834,8 @@
     </w:p>
     <w:p>
       <w:pPr>
+        <w:keepNext/>
+        <w:widowControl/>
         <w:spacing w:before="160" w:after="60"/>
       </w:pPr>
       <w:r>
@@ -1663,6 +1850,7 @@
     <w:p>
       <w:pPr>
         <w:pStyle w:val="ListBullet"/>
+        <w:widowControl/>
         <w:spacing w:after="60"/>
       </w:pPr>
       <w:r>
@@ -1693,6 +1881,7 @@
     <w:p>
       <w:pPr>
         <w:pStyle w:val="ListBullet"/>
+        <w:widowControl/>
         <w:spacing w:after="60"/>
       </w:pPr>
       <w:r>
@@ -1714,6 +1903,7 @@
     <w:p>
       <w:pPr>
         <w:pStyle w:val="ListBullet"/>
+        <w:widowControl/>
         <w:spacing w:after="60"/>
       </w:pPr>
       <w:r>
@@ -1734,6 +1924,8 @@
     </w:p>
     <w:p>
       <w:pPr>
+        <w:keepNext/>
+        <w:widowControl/>
         <w:spacing w:before="160" w:after="60"/>
       </w:pPr>
       <w:r>
@@ -1747,6 +1939,7 @@
     </w:p>
     <w:p>
       <w:pPr>
+        <w:widowControl/>
         <w:spacing w:after="60"/>
       </w:pPr>
       <w:r>
@@ -1775,6 +1968,7 @@
     </w:p>
     <w:p>
       <w:pPr>
+        <w:widowControl/>
         <w:spacing w:after="60"/>
       </w:pPr>
       <w:r>
